--- a/docs/bid-solution/exported-docx/05-商务技术文件章节/06_技术方案.docx
+++ b/docs/bid-solution/exported-docx/05-商务技术文件章节/06_技术方案.docx
@@ -69,6 +69,58 @@
       </w:pPr>
       <w:r>
         <w:t>本章围绕招标文件对“多租户 SaaS 平台技术架构方案”的评分要求进行编制，先说明平台总体技术架构、多租户隔离、权限管理、数据安全和弹性扩展设计，再按功能模块逐项说明拟提供的技术能力、关键业务接口、业务流程和异常处理机制，确保技术方案完整、清晰、合理、可落地。</w:t>
+      </w:r>
+    </w:p>
+    <w:p>
+      <w:pPr>
+        <w:pStyle w:val="Heading2"/>
+      </w:pPr>
+      <w:r>
+        <w:t>6.0.1 本章高分响应摘要</w:t>
+      </w:r>
+    </w:p>
+    <w:p>
+      <w:pPr>
+        <w:pStyle w:val="ListNumber"/>
+        <w:spacing w:after="40"/>
+      </w:pPr>
+      <w:r>
+        <w:t>先从多租户 SaaS 总体架构出发，回答租户隔离、权限管理、数据安全和弹性扩展四个评分核心点。</w:t>
+      </w:r>
+    </w:p>
+    <w:p>
+      <w:pPr>
+        <w:pStyle w:val="ListNumber"/>
+        <w:spacing w:after="40"/>
+      </w:pPr>
+      <w:r>
+        <w:t>将多租户能力进一步细化到租户识别链路、缓存/消息/附件/任务隔离、租户级审计和运维扩展，体现技术方案深度。</w:t>
+      </w:r>
+    </w:p>
+    <w:p>
+      <w:pPr>
+        <w:pStyle w:val="ListNumber"/>
+        <w:spacing w:after="40"/>
+      </w:pPr>
+      <w:r>
+        <w:t>再按招标文件全部功能模块逐项拆解技术能力、接口内容、业务流程和异常处理，避免仅有总架构、缺少模块落地。</w:t>
+      </w:r>
+    </w:p>
+    <w:p>
+      <w:pPr>
+        <w:pStyle w:val="ListNumber"/>
+        <w:spacing w:after="40"/>
+      </w:pPr>
+      <w:r>
+        <w:t>结合总体架构图、应用协同图和部署图，形成“总体架构 + 模块技术 + 实施可行性”的完整技术答卷。</w:t>
+      </w:r>
+    </w:p>
+    <w:p>
+      <w:pPr>
+        <w:spacing w:after="120"/>
+      </w:pPr>
+      <w:r>
+        <w:t>评分关键词：多租户 SaaS、租户隔离、权限安全、架构可扩展、模块技术方案完整。</w:t>
       </w:r>
     </w:p>
     <w:p>
@@ -1318,6 +1370,14 @@
             </a:graphic>
           </wp:inline>
         </w:drawing>
+      </w:r>
+    </w:p>
+    <w:p>
+      <w:pPr>
+        <w:spacing w:after="120"/>
+      </w:pPr>
+      <w:r>
+        <w:t>图示说明：以上架构图用于辅助说明平台业务架构、应用协同关系和部署路径，与本章多租户 SaaS 技术方案形成一体化支撑。</w:t>
       </w:r>
     </w:p>
     <w:p>
@@ -4624,6 +4684,14 @@
         <w:t>架构方案兼顾监管要求、经营需求、现场作业和后续信创适配，具有较强可实施性。</w:t>
       </w:r>
     </w:p>
+    <w:p>
+      <w:pPr>
+        <w:spacing w:after="120"/>
+      </w:pPr>
+      <w:r>
+        <w:t>本章投标响应结论：本方案在总体架构、租户隔离、权限安全、模块拆解和实施演进方面具备完整技术闭环，能够满足甲方对多租户 SaaS 平台“清晰、完整、合理可行”的技术要求。</w:t>
+      </w:r>
+    </w:p>
     <w:sectPr>
       <w:footerReference w:type="default" r:id="rId12"/>
       <w:pgSz w:w="12240" w:h="15840"/>
